--- a/РПЗ/Егоров_ИУ5-51-РПЗ.docx
+++ b/РПЗ/Егоров_ИУ5-51-РПЗ.docx
@@ -80,7 +80,7 @@
                           </pic:cNvPicPr>
                         </pic:nvPicPr>
                         <pic:blipFill>
-                          <a:blip r:embed="rId6" r:link="rId7">
+                          <a:blip r:embed="rId8" r:link="rId9">
                             <a:extLst>
                               <a:ext uri="{28A0092B-C50C-407E-A947-70E740481C1C}">
                                 <a14:useLocalDpi xmlns:a14="http://schemas.microsoft.com/office/drawing/2010/main" val="0"/>
@@ -1477,57 +1477,12 @@
       <w:pPr>
         <w:suppressAutoHyphens w:val="0"/>
         <w:spacing w:line="254" w:lineRule="auto"/>
-        <w:jc w:val="center"/>
         <w:rPr>
           <w:rFonts w:eastAsia="Calibri"/>
           <w:i/>
           <w:sz w:val="22"/>
           <w:szCs w:val="20"/>
-          <w:lang w:eastAsia="en-US" w:bidi="hi-IN"/>
-          <w14:ligatures w14:val="standardContextual"/>
-        </w:rPr>
-      </w:pPr>
-    </w:p>
-    <w:p>
-      <w:pPr>
-        <w:suppressAutoHyphens w:val="0"/>
-        <w:spacing w:line="254" w:lineRule="auto"/>
-        <w:jc w:val="center"/>
-        <w:rPr>
-          <w:rFonts w:eastAsia="Calibri"/>
-          <w:i/>
-          <w:sz w:val="22"/>
-          <w:szCs w:val="20"/>
-          <w:lang w:eastAsia="en-US" w:bidi="hi-IN"/>
-          <w14:ligatures w14:val="standardContextual"/>
-        </w:rPr>
-      </w:pPr>
-    </w:p>
-    <w:p>
-      <w:pPr>
-        <w:suppressAutoHyphens w:val="0"/>
-        <w:spacing w:line="254" w:lineRule="auto"/>
-        <w:jc w:val="center"/>
-        <w:rPr>
-          <w:rFonts w:eastAsia="Calibri"/>
-          <w:i/>
-          <w:sz w:val="22"/>
-          <w:szCs w:val="20"/>
-          <w:lang w:eastAsia="en-US" w:bidi="hi-IN"/>
-          <w14:ligatures w14:val="standardContextual"/>
-        </w:rPr>
-      </w:pPr>
-    </w:p>
-    <w:p>
-      <w:pPr>
-        <w:suppressAutoHyphens w:val="0"/>
-        <w:spacing w:line="254" w:lineRule="auto"/>
-        <w:rPr>
-          <w:rFonts w:eastAsia="Calibri"/>
-          <w:i/>
-          <w:sz w:val="22"/>
-          <w:szCs w:val="20"/>
-          <w:lang w:eastAsia="en-US" w:bidi="hi-IN"/>
+          <w:lang w:val="en-US" w:eastAsia="en-US" w:bidi="hi-IN"/>
           <w14:ligatures w14:val="standardContextual"/>
         </w:rPr>
       </w:pPr>
@@ -1616,7 +1571,7 @@
                     <pic:cNvPicPr/>
                   </pic:nvPicPr>
                   <pic:blipFill>
-                    <a:blip r:embed="rId8"/>
+                    <a:blip r:embed="rId10"/>
                     <a:stretch>
                       <a:fillRect/>
                     </a:stretch>
@@ -1684,16 +1639,15 @@
       </w:pPr>
       <w:r>
         <w:rPr>
-          <w:noProof/>
           <w:sz w:val="28"/>
           <w:szCs w:val="28"/>
           <w:lang w:val="en-US" w:eastAsia="en-US"/>
         </w:rPr>
         <w:drawing>
-          <wp:inline distT="0" distB="0" distL="0" distR="0" wp14:anchorId="5EFA6A1C" wp14:editId="47C59CC6">
-            <wp:extent cx="4913467" cy="4883334"/>
-            <wp:effectExtent l="0" t="0" r="1905" b="0"/>
-            <wp:docPr id="1161807981" name="Рисунок 1"/>
+          <wp:inline distT="0" distB="0" distL="0" distR="0" wp14:anchorId="144A2EF5" wp14:editId="6278815B">
+            <wp:extent cx="5940425" cy="5316855"/>
+            <wp:effectExtent l="0" t="0" r="3175" b="4445"/>
+            <wp:docPr id="1212981416" name="Рисунок 1"/>
             <wp:cNvGraphicFramePr>
               <a:graphicFrameLocks xmlns:a="http://schemas.openxmlformats.org/drawingml/2006/main" noChangeAspect="1"/>
             </wp:cNvGraphicFramePr>
@@ -1701,17 +1655,11 @@
               <a:graphicData uri="http://schemas.openxmlformats.org/drawingml/2006/picture">
                 <pic:pic xmlns:pic="http://schemas.openxmlformats.org/drawingml/2006/picture">
                   <pic:nvPicPr>
-                    <pic:cNvPr id="1161807981" name="Рисунок 1"/>
+                    <pic:cNvPr id="1212981416" name=""/>
                     <pic:cNvPicPr/>
                   </pic:nvPicPr>
                   <pic:blipFill>
-                    <a:blip r:embed="rId9" cstate="print">
-                      <a:extLst>
-                        <a:ext uri="{28A0092B-C50C-407E-A947-70E740481C1C}">
-                          <a14:useLocalDpi xmlns:a14="http://schemas.microsoft.com/office/drawing/2010/main" val="0"/>
-                        </a:ext>
-                      </a:extLst>
-                    </a:blip>
+                    <a:blip r:embed="rId11"/>
                     <a:stretch>
                       <a:fillRect/>
                     </a:stretch>
@@ -1719,7 +1667,7 @@
                   <pic:spPr>
                     <a:xfrm>
                       <a:off x="0" y="0"/>
-                      <a:ext cx="4913467" cy="4883334"/>
+                      <a:ext cx="5940425" cy="5316855"/>
                     </a:xfrm>
                     <a:prstGeom prst="rect">
                       <a:avLst/>
@@ -1748,35 +1696,35 @@
           <w:szCs w:val="28"/>
           <w:lang w:eastAsia="en-US"/>
         </w:rPr>
+        <w:t xml:space="preserve">Рисунок 2 – Диаграмма классов </w:t>
+      </w:r>
+      <w:r>
+        <w:rPr>
+          <w:sz w:val="28"/>
+          <w:szCs w:val="28"/>
+          <w:lang w:val="en-US" w:eastAsia="en-US"/>
+        </w:rPr>
+        <w:t>Backend</w:t>
+      </w:r>
+    </w:p>
+    <w:p>
+      <w:pPr>
+        <w:spacing w:line="360" w:lineRule="auto"/>
+        <w:jc w:val="center"/>
+        <w:rPr>
+          <w:sz w:val="28"/>
+          <w:szCs w:val="28"/>
+          <w:lang w:val="en-US" w:eastAsia="en-US"/>
+        </w:rPr>
+      </w:pPr>
+      <w:r>
+        <w:rPr>
+          <w:noProof/>
+          <w:sz w:val="28"/>
+          <w:szCs w:val="28"/>
+          <w:lang w:val="en-US" w:eastAsia="en-US"/>
+        </w:rPr>
         <w:lastRenderedPageBreak/>
-        <w:t xml:space="preserve">Рисунок 2 – Диаграмма классов </w:t>
-      </w:r>
-      <w:r>
-        <w:rPr>
-          <w:sz w:val="28"/>
-          <w:szCs w:val="28"/>
-          <w:lang w:val="en-US" w:eastAsia="en-US"/>
-        </w:rPr>
-        <w:t>Backend</w:t>
-      </w:r>
-    </w:p>
-    <w:p>
-      <w:pPr>
-        <w:spacing w:line="360" w:lineRule="auto"/>
-        <w:jc w:val="center"/>
-        <w:rPr>
-          <w:sz w:val="28"/>
-          <w:szCs w:val="28"/>
-          <w:lang w:val="en-US" w:eastAsia="en-US"/>
-        </w:rPr>
-      </w:pPr>
-      <w:r>
-        <w:rPr>
-          <w:noProof/>
-          <w:sz w:val="28"/>
-          <w:szCs w:val="28"/>
-          <w:lang w:val="en-US" w:eastAsia="en-US"/>
-        </w:rPr>
         <w:drawing>
           <wp:inline distT="0" distB="0" distL="0" distR="0" wp14:anchorId="031C214A" wp14:editId="6935C0B0">
             <wp:extent cx="6120765" cy="5269865"/>
@@ -1793,7 +1741,7 @@
                     <pic:cNvPicPr/>
                   </pic:nvPicPr>
                   <pic:blipFill>
-                    <a:blip r:embed="rId10"/>
+                    <a:blip r:embed="rId12"/>
                     <a:stretch>
                       <a:fillRect/>
                     </a:stretch>
@@ -1839,122 +1787,96 @@
         <w:rPr>
           <w:sz w:val="28"/>
           <w:szCs w:val="28"/>
-          <w:lang w:val="en-US" w:eastAsia="en-US"/>
+          <w:lang w:eastAsia="en-US"/>
         </w:rPr>
       </w:pPr>
     </w:p>
     <w:p/>
+    <w:p/>
+    <w:p/>
+    <w:p>
+      <w:r>
+        <w:lastRenderedPageBreak/>
+        <w:drawing>
+          <wp:inline distT="0" distB="0" distL="0" distR="0" wp14:anchorId="4BB50828" wp14:editId="6E049376">
+            <wp:extent cx="5831633" cy="3348124"/>
+            <wp:effectExtent l="0" t="0" r="0" b="5080"/>
+            <wp:docPr id="1851643786" name="Рисунок 1"/>
+            <wp:cNvGraphicFramePr>
+              <a:graphicFrameLocks xmlns:a="http://schemas.openxmlformats.org/drawingml/2006/main" noChangeAspect="1"/>
+            </wp:cNvGraphicFramePr>
+            <a:graphic xmlns:a="http://schemas.openxmlformats.org/drawingml/2006/main">
+              <a:graphicData uri="http://schemas.openxmlformats.org/drawingml/2006/picture">
+                <pic:pic xmlns:pic="http://schemas.openxmlformats.org/drawingml/2006/picture">
+                  <pic:nvPicPr>
+                    <pic:cNvPr id="1851643786" name=""/>
+                    <pic:cNvPicPr/>
+                  </pic:nvPicPr>
+                  <pic:blipFill>
+                    <a:blip r:embed="rId13"/>
+                    <a:stretch>
+                      <a:fillRect/>
+                    </a:stretch>
+                  </pic:blipFill>
+                  <pic:spPr>
+                    <a:xfrm>
+                      <a:off x="0" y="0"/>
+                      <a:ext cx="5833795" cy="3349365"/>
+                    </a:xfrm>
+                    <a:prstGeom prst="rect">
+                      <a:avLst/>
+                    </a:prstGeom>
+                  </pic:spPr>
+                </pic:pic>
+              </a:graphicData>
+            </a:graphic>
+          </wp:inline>
+        </w:drawing>
+      </w:r>
+    </w:p>
     <w:p>
       <w:pPr>
         <w:rPr>
           <w:lang w:val="en-US"/>
         </w:rPr>
       </w:pPr>
-    </w:p>
-    <w:p>
-      <w:pPr>
-        <w:rPr>
-          <w:lang w:val="en-US"/>
-        </w:rPr>
-      </w:pPr>
-    </w:p>
-    <w:p>
-      <w:pPr>
-        <w:rPr>
-          <w:lang w:val="en-US"/>
-        </w:rPr>
-      </w:pPr>
-    </w:p>
-    <w:p>
-      <w:pPr>
-        <w:rPr>
-          <w:lang w:val="en-US"/>
-        </w:rPr>
-      </w:pPr>
-    </w:p>
-    <w:p>
-      <w:pPr>
-        <w:rPr>
-          <w:lang w:val="en-US"/>
-        </w:rPr>
-      </w:pPr>
-    </w:p>
-    <w:p>
-      <w:pPr>
-        <w:rPr>
-          <w:lang w:val="en-US"/>
-        </w:rPr>
-      </w:pPr>
-    </w:p>
-    <w:p>
-      <w:pPr>
-        <w:rPr>
-          <w:lang w:val="en-US"/>
-        </w:rPr>
-      </w:pPr>
-    </w:p>
-    <w:p>
-      <w:pPr>
-        <w:rPr>
-          <w:lang w:val="en-US"/>
-        </w:rPr>
-      </w:pPr>
-    </w:p>
-    <w:p>
-      <w:pPr>
-        <w:rPr>
-          <w:lang w:val="en-US"/>
-        </w:rPr>
-      </w:pPr>
-    </w:p>
-    <w:p>
-      <w:pPr>
-        <w:rPr>
-          <w:lang w:val="en-US"/>
-        </w:rPr>
-      </w:pPr>
-    </w:p>
-    <w:p>
-      <w:pPr>
-        <w:rPr>
-          <w:lang w:val="en-US"/>
-        </w:rPr>
-      </w:pPr>
-    </w:p>
-    <w:p>
-      <w:pPr>
-        <w:rPr>
-          <w:lang w:val="en-US"/>
-        </w:rPr>
-      </w:pPr>
-    </w:p>
-    <w:p>
-      <w:pPr>
-        <w:rPr>
-          <w:lang w:val="en-US"/>
-        </w:rPr>
-      </w:pPr>
-    </w:p>
-    <w:p>
-      <w:pPr>
-        <w:rPr>
-          <w:lang w:val="en-US"/>
-        </w:rPr>
-      </w:pPr>
-    </w:p>
-    <w:p>
-      <w:pPr>
-        <w:rPr>
-          <w:lang w:val="en-US"/>
-        </w:rPr>
-      </w:pPr>
-    </w:p>
-    <w:p>
-      <w:pPr>
-        <w:rPr>
-          <w:lang w:val="en-US"/>
-        </w:rPr>
-      </w:pPr>
+      <w:r>
+        <w:drawing>
+          <wp:inline distT="0" distB="0" distL="0" distR="0" wp14:anchorId="1648C58C" wp14:editId="1475CC27">
+            <wp:extent cx="5155339" cy="5589036"/>
+            <wp:effectExtent l="0" t="0" r="1270" b="0"/>
+            <wp:docPr id="1753478046" name="Рисунок 1"/>
+            <wp:cNvGraphicFramePr>
+              <a:graphicFrameLocks xmlns:a="http://schemas.openxmlformats.org/drawingml/2006/main" noChangeAspect="1"/>
+            </wp:cNvGraphicFramePr>
+            <a:graphic xmlns:a="http://schemas.openxmlformats.org/drawingml/2006/main">
+              <a:graphicData uri="http://schemas.openxmlformats.org/drawingml/2006/picture">
+                <pic:pic xmlns:pic="http://schemas.openxmlformats.org/drawingml/2006/picture">
+                  <pic:nvPicPr>
+                    <pic:cNvPr id="1753478046" name=""/>
+                    <pic:cNvPicPr/>
+                  </pic:nvPicPr>
+                  <pic:blipFill>
+                    <a:blip r:embed="rId14"/>
+                    <a:stretch>
+                      <a:fillRect/>
+                    </a:stretch>
+                  </pic:blipFill>
+                  <pic:spPr>
+                    <a:xfrm>
+                      <a:off x="0" y="0"/>
+                      <a:ext cx="5212396" cy="5650892"/>
+                    </a:xfrm>
+                    <a:prstGeom prst="rect">
+                      <a:avLst/>
+                    </a:prstGeom>
+                  </pic:spPr>
+                </pic:pic>
+              </a:graphicData>
+            </a:graphic>
+          </wp:inline>
+        </w:drawing>
+      </w:r>
     </w:p>
     <w:p>
       <w:pPr>
@@ -1987,6 +1909,7 @@
           <w:sz w:val="32"/>
           <w:szCs w:val="32"/>
         </w:rPr>
+        <w:lastRenderedPageBreak/>
         <w:t>ПРИЛОЖЕНИЕ А ТЕХНИЧЕСКОЕ ЗАДАНИЕ</w:t>
       </w:r>
       <w:bookmarkEnd w:id="0"/>
@@ -2691,21 +2614,7 @@
     <w:p>
       <w:pPr>
         <w:rPr>
-          <w:lang w:val="en-US" w:eastAsia="en-US"/>
-        </w:rPr>
-      </w:pPr>
-    </w:p>
-    <w:p>
-      <w:pPr>
-        <w:rPr>
-          <w:lang w:val="en-US" w:eastAsia="en-US"/>
-        </w:rPr>
-      </w:pPr>
-    </w:p>
-    <w:p>
-      <w:pPr>
-        <w:rPr>
-          <w:lang w:val="en-US" w:eastAsia="en-US"/>
+          <w:lang w:eastAsia="en-US"/>
         </w:rPr>
       </w:pPr>
     </w:p>
@@ -2745,6 +2654,7 @@
       </w:pPr>
       <w:bookmarkStart w:id="2" w:name="_Toc185528564"/>
       <w:r>
+        <w:lastRenderedPageBreak/>
         <w:t>Введение</w:t>
       </w:r>
       <w:bookmarkEnd w:id="2"/>
@@ -2810,6 +2720,29 @@
           <w:szCs w:val="28"/>
         </w:rPr>
         <w:t>.</w:t>
+      </w:r>
+      <w:r>
+        <w:rPr>
+          <w:sz w:val="28"/>
+          <w:szCs w:val="28"/>
+        </w:rPr>
+        <w:t xml:space="preserve"> Система предоставляет пользователям возможность создавать и управлять заявками на расчет, получать доступ к данным о доступных исторических </w:t>
+      </w:r>
+      <w:proofErr w:type="gramStart"/>
+      <w:r>
+        <w:rPr>
+          <w:sz w:val="28"/>
+          <w:szCs w:val="28"/>
+        </w:rPr>
+        <w:t>объектах,  также</w:t>
+      </w:r>
+      <w:proofErr w:type="gramEnd"/>
+      <w:r>
+        <w:rPr>
+          <w:sz w:val="28"/>
+          <w:szCs w:val="28"/>
+        </w:rPr>
+        <w:t xml:space="preserve"> взаимодействовать с модераторами, осуществляющими контроль и обработку расчетов.</w:t>
       </w:r>
     </w:p>
     <w:p>
@@ -2948,7 +2881,7 @@
         </w:rPr>
         <w:t xml:space="preserve"> Создание MVP и базового дизайна на основе </w:t>
       </w:r>
-      <w:hyperlink r:id="rId11" w:history="1">
+      <w:hyperlink r:id="rId15" w:history="1">
         <w:proofErr w:type="spellStart"/>
         <w:r>
           <w:rPr>
@@ -3061,6 +2994,7 @@
           <w:sz w:val="28"/>
           <w:szCs w:val="28"/>
         </w:rPr>
+        <w:lastRenderedPageBreak/>
         <w:t xml:space="preserve">Создать веб-сервис на </w:t>
       </w:r>
       <w:proofErr w:type="spellStart"/>
@@ -3175,7 +3109,6 @@
           <w:sz w:val="28"/>
           <w:szCs w:val="28"/>
         </w:rPr>
-        <w:lastRenderedPageBreak/>
         <w:t xml:space="preserve">Внедрение адаптивности, разработка </w:t>
       </w:r>
       <w:proofErr w:type="spellStart"/>
@@ -3957,6 +3890,7 @@
           <w:szCs w:val="28"/>
           <w:lang w:val="en-US"/>
         </w:rPr>
+        <w:lastRenderedPageBreak/>
         <w:t>GET</w:t>
       </w:r>
       <w:r>
@@ -3990,7 +3924,6 @@
           <w:szCs w:val="28"/>
           <w:lang w:val="en-US"/>
         </w:rPr>
-        <w:lastRenderedPageBreak/>
         <w:t>GET</w:t>
       </w:r>
       <w:r>
@@ -4530,6 +4463,7 @@
           <w:sz w:val="28"/>
           <w:szCs w:val="28"/>
         </w:rPr>
+        <w:lastRenderedPageBreak/>
         <w:t xml:space="preserve">Выйти. Вызов метода 4.1.3 </w:t>
       </w:r>
       <w:r>
@@ -4626,7 +4560,6 @@
           <w:sz w:val="28"/>
           <w:szCs w:val="28"/>
         </w:rPr>
-        <w:lastRenderedPageBreak/>
         <w:t xml:space="preserve">Доступна всем </w:t>
       </w:r>
       <w:r>
@@ -5062,6 +4995,7 @@
           <w:sz w:val="28"/>
           <w:szCs w:val="28"/>
         </w:rPr>
+        <w:lastRenderedPageBreak/>
         <w:t>Страница регистрации</w:t>
       </w:r>
     </w:p>
@@ -5128,7 +5062,6 @@
           <w:sz w:val="28"/>
           <w:szCs w:val="28"/>
         </w:rPr>
-        <w:lastRenderedPageBreak/>
         <w:t>Зарегистрироваться (метод 4.1.1)</w:t>
       </w:r>
     </w:p>
@@ -5577,6 +5510,7 @@
           <w:sz w:val="28"/>
           <w:szCs w:val="28"/>
         </w:rPr>
+        <w:lastRenderedPageBreak/>
         <w:t>Исторический период</w:t>
       </w:r>
     </w:p>
@@ -5640,7 +5574,6 @@
           <w:sz w:val="28"/>
           <w:szCs w:val="28"/>
         </w:rPr>
-        <w:lastRenderedPageBreak/>
         <w:t>Редактировать – переход на страницу 4.8. Доступно только модераторам-исследователям</w:t>
       </w:r>
     </w:p>
@@ -5921,6 +5854,7 @@
           <w:sz w:val="28"/>
           <w:szCs w:val="28"/>
         </w:rPr>
+        <w:lastRenderedPageBreak/>
         <w:t>Id</w:t>
       </w:r>
       <w:proofErr w:type="spellEnd"/>
@@ -6001,7 +5935,6 @@
           <w:sz w:val="28"/>
           <w:szCs w:val="28"/>
         </w:rPr>
-        <w:lastRenderedPageBreak/>
         <w:t>Количество исторических объектов</w:t>
       </w:r>
     </w:p>
@@ -6263,6 +6196,7 @@
           <w:sz w:val="28"/>
           <w:szCs w:val="28"/>
         </w:rPr>
+        <w:lastRenderedPageBreak/>
         <w:t>Сформировать смету. Доступно только владельцу сметы, если смета заполнена и находится в статусе черновика (метод 4.1.10)</w:t>
       </w:r>
     </w:p>
@@ -6284,7 +6218,6 @@
           <w:sz w:val="28"/>
           <w:szCs w:val="28"/>
         </w:rPr>
-        <w:lastRenderedPageBreak/>
         <w:t>Удалить смету. Доступно только владельцу сметы, если смета находится в статусе черновика (метод 4.1.12)</w:t>
       </w:r>
     </w:p>
@@ -8332,7 +8265,6 @@
               <w:spacing w:after="160"/>
             </w:pPr>
             <w:r>
-              <w:lastRenderedPageBreak/>
               <w:t>4.1.7.</w:t>
             </w:r>
           </w:p>
@@ -9175,7 +9107,6 @@
               <w:spacing w:after="160"/>
             </w:pPr>
             <w:r>
-              <w:lastRenderedPageBreak/>
               <w:t>4.1.10.</w:t>
             </w:r>
           </w:p>
@@ -10403,7 +10334,6 @@
               <w:spacing w:after="160"/>
             </w:pPr>
             <w:r>
-              <w:lastRenderedPageBreak/>
               <w:t>4.1.15.</w:t>
             </w:r>
           </w:p>
@@ -11839,7 +11769,6 @@
               <w:spacing w:after="160"/>
             </w:pPr>
             <w:r>
-              <w:lastRenderedPageBreak/>
               <w:t>4.1.19.</w:t>
             </w:r>
           </w:p>
@@ -12438,9 +12367,9 @@
       </w:pPr>
     </w:p>
     <w:sectPr>
-      <w:footerReference w:type="even" r:id="rId12"/>
-      <w:footerReference w:type="default" r:id="rId13"/>
-      <w:footerReference w:type="first" r:id="rId14"/>
+      <w:footerReference w:type="even" r:id="rId16"/>
+      <w:footerReference w:type="default" r:id="rId17"/>
+      <w:footerReference w:type="first" r:id="rId18"/>
       <w:pgSz w:w="16840" w:h="11907" w:orient="landscape" w:code="9"/>
       <w:pgMar w:top="567" w:right="1134" w:bottom="1701" w:left="1134" w:header="709" w:footer="709" w:gutter="0"/>
       <w:pgNumType w:start="0"/>
@@ -12450,6 +12379,25 @@
     </w:sectPr>
   </w:body>
 </w:document>
+</file>
+
+<file path=word/endnotes.xml><?xml version="1.0" encoding="utf-8"?>
+<w:endnotes xmlns:wpc="http://schemas.microsoft.com/office/word/2010/wordprocessingCanvas" xmlns:cx="http://schemas.microsoft.com/office/drawing/2014/chartex" xmlns:cx1="http://schemas.microsoft.com/office/drawing/2015/9/8/chartex" xmlns:cx2="http://schemas.microsoft.com/office/drawing/2015/10/21/chartex" xmlns:cx3="http://schemas.microsoft.com/office/drawing/2016/5/9/chartex" xmlns:cx4="http://schemas.microsoft.com/office/drawing/2016/5/10/chartex" xmlns:cx5="http://schemas.microsoft.com/office/drawing/2016/5/11/chartex" xmlns:cx6="http://schemas.microsoft.com/office/drawing/2016/5/12/chartex" xmlns:cx7="http://schemas.microsoft.com/office/drawing/2016/5/13/chartex" xmlns:cx8="http://schemas.microsoft.com/office/drawing/2016/5/14/chartex" xmlns:mc="http://schemas.openxmlformats.org/markup-compatibility/2006" xmlns:aink="http://schemas.microsoft.com/office/drawing/2016/ink" xmlns:am3d="http://schemas.microsoft.com/office/drawing/2017/model3d" xmlns:o="urn:schemas-microsoft-com:office:office" xmlns:oel="http://schemas.microsoft.com/office/2019/extlst" xmlns:r="http://schemas.openxmlformats.org/officeDocument/2006/relationships" xmlns:m="http://schemas.openxmlformats.org/officeDocument/2006/math" xmlns:v="urn:schemas-microsoft-com:vml" xmlns:wp14="http://schemas.microsoft.com/office/word/2010/wordprocessingDrawing" xmlns:wp="http://schemas.openxmlformats.org/drawingml/2006/wordprocessingDrawing" xmlns:w10="urn:schemas-microsoft-com:office:word" xmlns:w="http://schemas.openxmlformats.org/wordprocessingml/2006/main" xmlns:w14="http://schemas.microsoft.com/office/word/2010/wordml" xmlns:w15="http://schemas.microsoft.com/office/word/2012/wordml" xmlns:w16cex="http://schemas.microsoft.com/office/word/2018/wordml/cex" xmlns:w16cid="http://schemas.microsoft.com/office/word/2016/wordml/cid" xmlns:w16="http://schemas.microsoft.com/office/word/2018/wordml" xmlns:w16du="http://schemas.microsoft.com/office/word/2023/wordml/word16du" xmlns:w16sdtdh="http://schemas.microsoft.com/office/word/2020/wordml/sdtdatahash" xmlns:w16sdtfl="http://schemas.microsoft.com/office/word/2024/wordml/sdtformatlock" xmlns:w16se="http://schemas.microsoft.com/office/word/2015/wordml/symex" xmlns:wpg="http://schemas.microsoft.com/office/word/2010/wordprocessingGroup" xmlns:wpi="http://schemas.microsoft.com/office/word/2010/wordprocessingInk" xmlns:wne="http://schemas.microsoft.com/office/word/2006/wordml" xmlns:wps="http://schemas.microsoft.com/office/word/2010/wordprocessingShape" mc:Ignorable="w14 w15 w16se w16cid w16 w16cex w16sdtdh w16sdtfl w16du wp14">
+  <w:endnote w:type="separator" w:id="-1">
+    <w:p>
+      <w:r>
+        <w:separator/>
+      </w:r>
+    </w:p>
+  </w:endnote>
+  <w:endnote w:type="continuationSeparator" w:id="0">
+    <w:p>
+      <w:r>
+        <w:continuationSeparator/>
+      </w:r>
+    </w:p>
+  </w:endnote>
+</w:endnotes>
 </file>
 
 <file path=word/footer1.xml><?xml version="1.0" encoding="utf-8"?>
@@ -12507,6 +12455,25 @@
     </w:pPr>
   </w:p>
 </w:ftr>
+</file>
+
+<file path=word/footnotes.xml><?xml version="1.0" encoding="utf-8"?>
+<w:footnotes xmlns:wpc="http://schemas.microsoft.com/office/word/2010/wordprocessingCanvas" xmlns:cx="http://schemas.microsoft.com/office/drawing/2014/chartex" xmlns:cx1="http://schemas.microsoft.com/office/drawing/2015/9/8/chartex" xmlns:cx2="http://schemas.microsoft.com/office/drawing/2015/10/21/chartex" xmlns:cx3="http://schemas.microsoft.com/office/drawing/2016/5/9/chartex" xmlns:cx4="http://schemas.microsoft.com/office/drawing/2016/5/10/chartex" xmlns:cx5="http://schemas.microsoft.com/office/drawing/2016/5/11/chartex" xmlns:cx6="http://schemas.microsoft.com/office/drawing/2016/5/12/chartex" xmlns:cx7="http://schemas.microsoft.com/office/drawing/2016/5/13/chartex" xmlns:cx8="http://schemas.microsoft.com/office/drawing/2016/5/14/chartex" xmlns:mc="http://schemas.openxmlformats.org/markup-compatibility/2006" xmlns:aink="http://schemas.microsoft.com/office/drawing/2016/ink" xmlns:am3d="http://schemas.microsoft.com/office/drawing/2017/model3d" xmlns:o="urn:schemas-microsoft-com:office:office" xmlns:oel="http://schemas.microsoft.com/office/2019/extlst" xmlns:r="http://schemas.openxmlformats.org/officeDocument/2006/relationships" xmlns:m="http://schemas.openxmlformats.org/officeDocument/2006/math" xmlns:v="urn:schemas-microsoft-com:vml" xmlns:wp14="http://schemas.microsoft.com/office/word/2010/wordprocessingDrawing" xmlns:wp="http://schemas.openxmlformats.org/drawingml/2006/wordprocessingDrawing" xmlns:w10="urn:schemas-microsoft-com:office:word" xmlns:w="http://schemas.openxmlformats.org/wordprocessingml/2006/main" xmlns:w14="http://schemas.microsoft.com/office/word/2010/wordml" xmlns:w15="http://schemas.microsoft.com/office/word/2012/wordml" xmlns:w16cex="http://schemas.microsoft.com/office/word/2018/wordml/cex" xmlns:w16cid="http://schemas.microsoft.com/office/word/2016/wordml/cid" xmlns:w16="http://schemas.microsoft.com/office/word/2018/wordml" xmlns:w16du="http://schemas.microsoft.com/office/word/2023/wordml/word16du" xmlns:w16sdtdh="http://schemas.microsoft.com/office/word/2020/wordml/sdtdatahash" xmlns:w16sdtfl="http://schemas.microsoft.com/office/word/2024/wordml/sdtformatlock" xmlns:w16se="http://schemas.microsoft.com/office/word/2015/wordml/symex" xmlns:wpg="http://schemas.microsoft.com/office/word/2010/wordprocessingGroup" xmlns:wpi="http://schemas.microsoft.com/office/word/2010/wordprocessingInk" xmlns:wne="http://schemas.microsoft.com/office/word/2006/wordml" xmlns:wps="http://schemas.microsoft.com/office/word/2010/wordprocessingShape" mc:Ignorable="w14 w15 w16se w16cid w16 w16cex w16sdtdh w16sdtfl w16du wp14">
+  <w:footnote w:type="separator" w:id="-1">
+    <w:p>
+      <w:r>
+        <w:separator/>
+      </w:r>
+    </w:p>
+  </w:footnote>
+  <w:footnote w:type="continuationSeparator" w:id="0">
+    <w:p>
+      <w:r>
+        <w:continuationSeparator/>
+      </w:r>
+    </w:p>
+  </w:footnote>
+</w:footnotes>
 </file>
 
 <file path=word/numbering.xml><?xml version="1.0" encoding="utf-8"?>
